--- a/5.人员管理/1.流程制度规范类文件/JXTX-05-01-人员储备管理制度.docx
+++ b/5.人员管理/1.流程制度规范类文件/JXTX-05-01-人员储备管理制度.docx
@@ -22,6 +22,57 @@
         <w:textAlignment w:val="baseline"/>
       </w:pPr>
       <w:bookmarkStart w:id="0" w:name="_Toc16391"/>
+      <w:r>
+        <w:drawing>
+          <wp:anchor distT="0" distB="0" distL="114300" distR="114300" simplePos="0" relativeHeight="251661312" behindDoc="1" locked="0" layoutInCell="1" allowOverlap="1">
+            <wp:simplePos x="0" y="0"/>
+            <wp:positionH relativeFrom="column">
+              <wp:posOffset>-19050</wp:posOffset>
+            </wp:positionH>
+            <wp:positionV relativeFrom="paragraph">
+              <wp:posOffset>-22225</wp:posOffset>
+            </wp:positionV>
+            <wp:extent cx="5304790" cy="8893810"/>
+            <wp:effectExtent l="0" t="0" r="13970" b="6350"/>
+            <wp:wrapNone/>
+            <wp:docPr id="1" name="图片 1"/>
+            <wp:cNvGraphicFramePr>
+              <a:graphicFrameLocks xmlns:a="http://schemas.openxmlformats.org/drawingml/2006/main" noChangeAspect="1"/>
+            </wp:cNvGraphicFramePr>
+            <a:graphic xmlns:a="http://schemas.openxmlformats.org/drawingml/2006/main">
+              <a:graphicData uri="http://schemas.openxmlformats.org/drawingml/2006/picture">
+                <pic:pic xmlns:pic="http://schemas.openxmlformats.org/drawingml/2006/picture">
+                  <pic:nvPicPr>
+                    <pic:cNvPr id="1" name="图片 1"/>
+                    <pic:cNvPicPr>
+                      <a:picLocks noChangeAspect="1"/>
+                    </pic:cNvPicPr>
+                  </pic:nvPicPr>
+                  <pic:blipFill>
+                    <a:blip r:embed="rId7"/>
+                    <a:stretch>
+                      <a:fillRect/>
+                    </a:stretch>
+                  </pic:blipFill>
+                  <pic:spPr>
+                    <a:xfrm>
+                      <a:off x="0" y="0"/>
+                      <a:ext cx="5304790" cy="8893810"/>
+                    </a:xfrm>
+                    <a:prstGeom prst="rect">
+                      <a:avLst/>
+                    </a:prstGeom>
+                    <a:noFill/>
+                    <a:ln>
+                      <a:noFill/>
+                    </a:ln>
+                  </pic:spPr>
+                </pic:pic>
+              </a:graphicData>
+            </a:graphic>
+          </wp:anchor>
+        </w:drawing>
+      </w:r>
       <w:r>
         <w:drawing>
           <wp:anchor distT="0" distB="0" distL="114300" distR="114300" simplePos="0" relativeHeight="251660288" behindDoc="1" locked="0" layoutInCell="1" allowOverlap="1">
@@ -49,7 +100,7 @@
                     </pic:cNvPicPr>
                   </pic:nvPicPr>
                   <pic:blipFill>
-                    <a:blip r:embed="rId7"/>
+                    <a:blip r:embed="rId8"/>
                     <a:stretch>
                       <a:fillRect/>
                     </a:stretch>
@@ -104,7 +155,7 @@
                     </pic:cNvPicPr>
                   </pic:nvPicPr>
                   <pic:blipFill>
-                    <a:blip r:embed="rId8">
+                    <a:blip r:embed="rId9">
                       <a:alphaModFix amt="58000"/>
                       <a:lum contrast="-52000"/>
                     </a:blip>
@@ -1533,8 +1584,6 @@
               <w:jc w:val="center"/>
               <w:textAlignment w:val="baseline"/>
             </w:pPr>
-            <w:bookmarkStart w:id="20" w:name="_GoBack"/>
-            <w:bookmarkEnd w:id="20"/>
           </w:p>
         </w:tc>
         <w:tc>
@@ -5032,11 +5081,528 @@
         <w:snapToGrid w:val="0"/>
         <w:textAlignment w:val="baseline"/>
         <w:rPr>
-          <w:rFonts w:hint="default"/>
+          <w:rFonts w:hint="eastAsia"/>
           <w:lang w:val="en-US" w:eastAsia="zh-CN"/>
         </w:rPr>
       </w:pPr>
       <w:bookmarkStart w:id="19" w:name="_Toc29869"/>
+      <w:r>
+        <w:rPr>
+          <w:rFonts w:hint="eastAsia"/>
+          <w:lang w:val="en-US" w:eastAsia="zh-CN"/>
+        </w:rPr>
+        <w:t>考核指标</w:t>
+      </w:r>
+    </w:p>
+    <w:tbl>
+      <w:tblPr>
+        <w:tblStyle w:val="20"/>
+        <w:tblW w:w="7675" w:type="dxa"/>
+        <w:tblInd w:w="96" w:type="dxa"/>
+        <w:tblBorders>
+          <w:top w:val="none" w:color="auto" w:sz="0" w:space="0"/>
+          <w:left w:val="none" w:color="auto" w:sz="0" w:space="0"/>
+          <w:bottom w:val="none" w:color="auto" w:sz="0" w:space="0"/>
+          <w:right w:val="none" w:color="auto" w:sz="0" w:space="0"/>
+          <w:insideH w:val="none" w:color="auto" w:sz="0" w:space="0"/>
+          <w:insideV w:val="none" w:color="auto" w:sz="0" w:space="0"/>
+        </w:tblBorders>
+        <w:shd w:val="clear" w:color="auto" w:fill="auto"/>
+        <w:tblLayout w:type="autofit"/>
+        <w:tblCellMar>
+          <w:top w:w="0" w:type="dxa"/>
+          <w:left w:w="108" w:type="dxa"/>
+          <w:bottom w:w="0" w:type="dxa"/>
+          <w:right w:w="108" w:type="dxa"/>
+        </w:tblCellMar>
+      </w:tblPr>
+      <w:tblGrid>
+        <w:gridCol w:w="1927"/>
+        <w:gridCol w:w="888"/>
+        <w:gridCol w:w="3552"/>
+        <w:gridCol w:w="1308"/>
+      </w:tblGrid>
+      <w:tr>
+        <w:tblPrEx>
+          <w:tblBorders>
+            <w:top w:val="none" w:color="auto" w:sz="0" w:space="0"/>
+            <w:left w:val="none" w:color="auto" w:sz="0" w:space="0"/>
+            <w:bottom w:val="none" w:color="auto" w:sz="0" w:space="0"/>
+            <w:right w:val="none" w:color="auto" w:sz="0" w:space="0"/>
+            <w:insideH w:val="none" w:color="auto" w:sz="0" w:space="0"/>
+            <w:insideV w:val="none" w:color="auto" w:sz="0" w:space="0"/>
+          </w:tblBorders>
+          <w:shd w:val="clear" w:color="auto" w:fill="auto"/>
+          <w:tblCellMar>
+            <w:top w:w="0" w:type="dxa"/>
+            <w:left w:w="108" w:type="dxa"/>
+            <w:bottom w:w="0" w:type="dxa"/>
+            <w:right w:w="108" w:type="dxa"/>
+          </w:tblCellMar>
+        </w:tblPrEx>
+        <w:trPr>
+          <w:trHeight w:val="493" w:hRule="atLeast"/>
+        </w:trPr>
+        <w:tc>
+          <w:tcPr>
+            <w:tcW w:w="1927" w:type="dxa"/>
+            <w:tcBorders>
+              <w:top w:val="single" w:color="000000" w:sz="4" w:space="0"/>
+              <w:left w:val="single" w:color="000000" w:sz="4" w:space="0"/>
+              <w:bottom w:val="single" w:color="000000" w:sz="4" w:space="0"/>
+              <w:right w:val="single" w:color="000000" w:sz="4" w:space="0"/>
+            </w:tcBorders>
+            <w:shd w:val="clear" w:color="auto" w:fill="C0C0C0"/>
+            <w:vAlign w:val="center"/>
+          </w:tcPr>
+          <w:p>
+            <w:pPr>
+              <w:keepNext w:val="0"/>
+              <w:keepLines w:val="0"/>
+              <w:widowControl/>
+              <w:suppressLineNumbers w:val="0"/>
+              <w:jc w:val="center"/>
+              <w:textAlignment w:val="center"/>
+              <w:rPr>
+                <w:rFonts w:hint="default" w:ascii="楷体_GB2312" w:hAnsi="宋体" w:eastAsia="楷体_GB2312" w:cs="楷体_GB2312"/>
+                <w:b/>
+                <w:bCs/>
+                <w:i w:val="0"/>
+                <w:iCs w:val="0"/>
+                <w:color w:val="000000"/>
+                <w:sz w:val="22"/>
+                <w:szCs w:val="22"/>
+                <w:u w:val="none"/>
+              </w:rPr>
+            </w:pPr>
+            <w:r>
+              <w:rPr>
+                <w:rFonts w:hint="default" w:ascii="楷体_GB2312" w:hAnsi="宋体" w:eastAsia="楷体_GB2312" w:cs="楷体_GB2312"/>
+                <w:b/>
+                <w:bCs/>
+                <w:i w:val="0"/>
+                <w:iCs w:val="0"/>
+                <w:snapToGrid w:val="0"/>
+                <w:color w:val="000000"/>
+                <w:kern w:val="0"/>
+                <w:sz w:val="22"/>
+                <w:szCs w:val="22"/>
+                <w:u w:val="none"/>
+                <w:lang w:val="en-US" w:eastAsia="zh-CN" w:bidi="ar"/>
+              </w:rPr>
+              <w:t>KPI</w:t>
+            </w:r>
+          </w:p>
+        </w:tc>
+        <w:tc>
+          <w:tcPr>
+            <w:tcW w:w="888" w:type="dxa"/>
+            <w:tcBorders>
+              <w:top w:val="single" w:color="000000" w:sz="4" w:space="0"/>
+              <w:left w:val="single" w:color="000000" w:sz="4" w:space="0"/>
+              <w:bottom w:val="single" w:color="000000" w:sz="4" w:space="0"/>
+              <w:right w:val="single" w:color="000000" w:sz="4" w:space="0"/>
+            </w:tcBorders>
+            <w:shd w:val="clear" w:color="auto" w:fill="C0C0C0"/>
+            <w:vAlign w:val="center"/>
+          </w:tcPr>
+          <w:p>
+            <w:pPr>
+              <w:keepNext w:val="0"/>
+              <w:keepLines w:val="0"/>
+              <w:widowControl/>
+              <w:suppressLineNumbers w:val="0"/>
+              <w:jc w:val="center"/>
+              <w:textAlignment w:val="center"/>
+              <w:rPr>
+                <w:rFonts w:hint="default" w:ascii="楷体_GB2312" w:hAnsi="宋体" w:eastAsia="楷体_GB2312" w:cs="楷体_GB2312"/>
+                <w:b/>
+                <w:bCs/>
+                <w:i w:val="0"/>
+                <w:iCs w:val="0"/>
+                <w:color w:val="000000"/>
+                <w:sz w:val="22"/>
+                <w:szCs w:val="22"/>
+                <w:u w:val="none"/>
+              </w:rPr>
+            </w:pPr>
+            <w:r>
+              <w:rPr>
+                <w:rFonts w:hint="default" w:ascii="楷体_GB2312" w:hAnsi="宋体" w:eastAsia="楷体_GB2312" w:cs="楷体_GB2312"/>
+                <w:b/>
+                <w:bCs/>
+                <w:i w:val="0"/>
+                <w:iCs w:val="0"/>
+                <w:snapToGrid w:val="0"/>
+                <w:color w:val="000000"/>
+                <w:kern w:val="0"/>
+                <w:sz w:val="22"/>
+                <w:szCs w:val="22"/>
+                <w:u w:val="none"/>
+                <w:lang w:val="en-US" w:eastAsia="zh-CN" w:bidi="ar"/>
+              </w:rPr>
+              <w:t>目标值</w:t>
+            </w:r>
+          </w:p>
+        </w:tc>
+        <w:tc>
+          <w:tcPr>
+            <w:tcW w:w="3552" w:type="dxa"/>
+            <w:tcBorders>
+              <w:top w:val="single" w:color="000000" w:sz="4" w:space="0"/>
+              <w:left w:val="single" w:color="000000" w:sz="4" w:space="0"/>
+              <w:bottom w:val="single" w:color="000000" w:sz="4" w:space="0"/>
+              <w:right w:val="single" w:color="000000" w:sz="4" w:space="0"/>
+            </w:tcBorders>
+            <w:shd w:val="clear" w:color="auto" w:fill="C0C0C0"/>
+            <w:vAlign w:val="center"/>
+          </w:tcPr>
+          <w:p>
+            <w:pPr>
+              <w:keepNext w:val="0"/>
+              <w:keepLines w:val="0"/>
+              <w:widowControl/>
+              <w:suppressLineNumbers w:val="0"/>
+              <w:jc w:val="center"/>
+              <w:textAlignment w:val="center"/>
+              <w:rPr>
+                <w:rFonts w:hint="default" w:ascii="楷体_GB2312" w:hAnsi="宋体" w:eastAsia="楷体_GB2312" w:cs="楷体_GB2312"/>
+                <w:b/>
+                <w:bCs/>
+                <w:i w:val="0"/>
+                <w:iCs w:val="0"/>
+                <w:color w:val="000000"/>
+                <w:sz w:val="22"/>
+                <w:szCs w:val="22"/>
+                <w:u w:val="none"/>
+              </w:rPr>
+            </w:pPr>
+            <w:r>
+              <w:rPr>
+                <w:rFonts w:hint="default" w:ascii="楷体_GB2312" w:hAnsi="宋体" w:eastAsia="楷体_GB2312" w:cs="楷体_GB2312"/>
+                <w:b/>
+                <w:bCs/>
+                <w:i w:val="0"/>
+                <w:iCs w:val="0"/>
+                <w:snapToGrid w:val="0"/>
+                <w:color w:val="000000"/>
+                <w:kern w:val="0"/>
+                <w:sz w:val="22"/>
+                <w:szCs w:val="22"/>
+                <w:u w:val="none"/>
+                <w:lang w:val="en-US" w:eastAsia="zh-CN" w:bidi="ar"/>
+              </w:rPr>
+              <w:t>计算公式/方法</w:t>
+            </w:r>
+          </w:p>
+        </w:tc>
+        <w:tc>
+          <w:tcPr>
+            <w:tcW w:w="1308" w:type="dxa"/>
+            <w:tcBorders>
+              <w:top w:val="single" w:color="000000" w:sz="4" w:space="0"/>
+              <w:left w:val="single" w:color="000000" w:sz="4" w:space="0"/>
+              <w:bottom w:val="single" w:color="000000" w:sz="4" w:space="0"/>
+              <w:right w:val="single" w:color="000000" w:sz="4" w:space="0"/>
+            </w:tcBorders>
+            <w:shd w:val="clear" w:color="auto" w:fill="C0C0C0"/>
+            <w:vAlign w:val="center"/>
+          </w:tcPr>
+          <w:p>
+            <w:pPr>
+              <w:keepNext w:val="0"/>
+              <w:keepLines w:val="0"/>
+              <w:widowControl/>
+              <w:suppressLineNumbers w:val="0"/>
+              <w:jc w:val="center"/>
+              <w:textAlignment w:val="center"/>
+              <w:rPr>
+                <w:rFonts w:hint="default" w:ascii="楷体_GB2312" w:hAnsi="宋体" w:eastAsia="楷体_GB2312" w:cs="楷体_GB2312"/>
+                <w:b/>
+                <w:bCs/>
+                <w:i w:val="0"/>
+                <w:iCs w:val="0"/>
+                <w:color w:val="000000"/>
+                <w:sz w:val="22"/>
+                <w:szCs w:val="22"/>
+                <w:u w:val="none"/>
+              </w:rPr>
+            </w:pPr>
+            <w:r>
+              <w:rPr>
+                <w:rFonts w:hint="default" w:ascii="楷体_GB2312" w:hAnsi="宋体" w:eastAsia="楷体_GB2312" w:cs="楷体_GB2312"/>
+                <w:b/>
+                <w:bCs/>
+                <w:i w:val="0"/>
+                <w:iCs w:val="0"/>
+                <w:snapToGrid w:val="0"/>
+                <w:color w:val="000000"/>
+                <w:kern w:val="0"/>
+                <w:sz w:val="22"/>
+                <w:szCs w:val="22"/>
+                <w:u w:val="none"/>
+                <w:lang w:val="en-US" w:eastAsia="zh-CN" w:bidi="ar"/>
+              </w:rPr>
+              <w:t>频度</w:t>
+            </w:r>
+          </w:p>
+        </w:tc>
+      </w:tr>
+      <w:tr>
+        <w:tblPrEx>
+          <w:tblBorders>
+            <w:top w:val="none" w:color="auto" w:sz="0" w:space="0"/>
+            <w:left w:val="none" w:color="auto" w:sz="0" w:space="0"/>
+            <w:bottom w:val="none" w:color="auto" w:sz="0" w:space="0"/>
+            <w:right w:val="none" w:color="auto" w:sz="0" w:space="0"/>
+            <w:insideH w:val="none" w:color="auto" w:sz="0" w:space="0"/>
+            <w:insideV w:val="none" w:color="auto" w:sz="0" w:space="0"/>
+          </w:tblBorders>
+          <w:shd w:val="clear" w:color="auto" w:fill="auto"/>
+          <w:tblCellMar>
+            <w:top w:w="0" w:type="dxa"/>
+            <w:left w:w="108" w:type="dxa"/>
+            <w:bottom w:w="0" w:type="dxa"/>
+            <w:right w:w="108" w:type="dxa"/>
+          </w:tblCellMar>
+        </w:tblPrEx>
+        <w:trPr>
+          <w:trHeight w:val="493" w:hRule="atLeast"/>
+        </w:trPr>
+        <w:tc>
+          <w:tcPr>
+            <w:tcW w:w="1927" w:type="dxa"/>
+            <w:tcBorders>
+              <w:top w:val="single" w:color="000000" w:sz="4" w:space="0"/>
+              <w:left w:val="single" w:color="000000" w:sz="4" w:space="0"/>
+              <w:bottom w:val="single" w:color="000000" w:sz="4" w:space="0"/>
+              <w:right w:val="single" w:color="000000" w:sz="4" w:space="0"/>
+            </w:tcBorders>
+            <w:shd w:val="clear" w:color="auto" w:fill="auto"/>
+            <w:vAlign w:val="center"/>
+          </w:tcPr>
+          <w:p>
+            <w:pPr>
+              <w:keepNext w:val="0"/>
+              <w:keepLines w:val="0"/>
+              <w:widowControl/>
+              <w:suppressLineNumbers w:val="0"/>
+              <w:jc w:val="left"/>
+              <w:textAlignment w:val="center"/>
+              <w:rPr>
+                <w:rFonts w:hint="default" w:ascii="楷体_GB2312" w:hAnsi="宋体" w:eastAsia="楷体_GB2312" w:cs="楷体_GB2312"/>
+                <w:b/>
+                <w:bCs/>
+                <w:i w:val="0"/>
+                <w:iCs w:val="0"/>
+                <w:snapToGrid w:val="0"/>
+                <w:color w:val="000000"/>
+                <w:kern w:val="0"/>
+                <w:sz w:val="22"/>
+                <w:szCs w:val="22"/>
+                <w:u w:val="none"/>
+                <w:lang w:val="en-US" w:eastAsia="zh-CN" w:bidi="ar"/>
+              </w:rPr>
+            </w:pPr>
+            <w:bookmarkStart w:id="20" w:name="_GoBack" w:colFirst="0" w:colLast="3"/>
+            <w:r>
+              <w:rPr>
+                <w:rFonts w:hint="eastAsia" w:ascii="宋体" w:hAnsi="宋体" w:eastAsia="宋体" w:cs="宋体"/>
+                <w:i w:val="0"/>
+                <w:iCs w:val="0"/>
+                <w:snapToGrid w:val="0"/>
+                <w:color w:val="000000"/>
+                <w:kern w:val="0"/>
+                <w:sz w:val="21"/>
+                <w:szCs w:val="21"/>
+                <w:u w:val="none"/>
+                <w:lang w:val="en-US" w:eastAsia="zh-CN" w:bidi="ar"/>
+              </w:rPr>
+              <w:t>储备计划完成率</w:t>
+            </w:r>
+          </w:p>
+        </w:tc>
+        <w:tc>
+          <w:tcPr>
+            <w:tcW w:w="888" w:type="dxa"/>
+            <w:tcBorders>
+              <w:top w:val="single" w:color="000000" w:sz="4" w:space="0"/>
+              <w:left w:val="single" w:color="000000" w:sz="4" w:space="0"/>
+              <w:bottom w:val="single" w:color="000000" w:sz="4" w:space="0"/>
+              <w:right w:val="single" w:color="000000" w:sz="4" w:space="0"/>
+            </w:tcBorders>
+            <w:shd w:val="clear" w:color="auto" w:fill="auto"/>
+            <w:vAlign w:val="center"/>
+          </w:tcPr>
+          <w:p>
+            <w:pPr>
+              <w:keepNext w:val="0"/>
+              <w:keepLines w:val="0"/>
+              <w:widowControl/>
+              <w:suppressLineNumbers w:val="0"/>
+              <w:jc w:val="left"/>
+              <w:textAlignment w:val="center"/>
+              <w:rPr>
+                <w:rFonts w:hint="default" w:ascii="楷体_GB2312" w:hAnsi="宋体" w:eastAsia="楷体_GB2312" w:cs="楷体_GB2312"/>
+                <w:b/>
+                <w:bCs/>
+                <w:i w:val="0"/>
+                <w:iCs w:val="0"/>
+                <w:snapToGrid w:val="0"/>
+                <w:color w:val="000000"/>
+                <w:kern w:val="0"/>
+                <w:sz w:val="22"/>
+                <w:szCs w:val="22"/>
+                <w:u w:val="none"/>
+                <w:lang w:val="en-US" w:eastAsia="zh-CN" w:bidi="ar"/>
+              </w:rPr>
+            </w:pPr>
+            <w:r>
+              <w:rPr>
+                <w:rFonts w:hint="eastAsia" w:ascii="宋体" w:hAnsi="宋体" w:eastAsia="宋体" w:cs="宋体"/>
+                <w:i w:val="0"/>
+                <w:iCs w:val="0"/>
+                <w:snapToGrid w:val="0"/>
+                <w:color w:val="000000"/>
+                <w:kern w:val="0"/>
+                <w:sz w:val="21"/>
+                <w:szCs w:val="21"/>
+                <w:u w:val="none"/>
+                <w:lang w:val="en-US" w:eastAsia="zh-CN" w:bidi="ar"/>
+              </w:rPr>
+              <w:t>≥95%</w:t>
+            </w:r>
+          </w:p>
+        </w:tc>
+        <w:tc>
+          <w:tcPr>
+            <w:tcW w:w="3552" w:type="dxa"/>
+            <w:tcBorders>
+              <w:top w:val="single" w:color="000000" w:sz="4" w:space="0"/>
+              <w:left w:val="single" w:color="000000" w:sz="4" w:space="0"/>
+              <w:bottom w:val="single" w:color="000000" w:sz="4" w:space="0"/>
+              <w:right w:val="single" w:color="000000" w:sz="4" w:space="0"/>
+            </w:tcBorders>
+            <w:shd w:val="clear" w:color="auto" w:fill="auto"/>
+            <w:vAlign w:val="center"/>
+          </w:tcPr>
+          <w:p>
+            <w:pPr>
+              <w:keepNext w:val="0"/>
+              <w:keepLines w:val="0"/>
+              <w:widowControl/>
+              <w:suppressLineNumbers w:val="0"/>
+              <w:jc w:val="left"/>
+              <w:textAlignment w:val="center"/>
+              <w:rPr>
+                <w:rFonts w:hint="default" w:ascii="楷体_GB2312" w:hAnsi="宋体" w:eastAsia="楷体_GB2312" w:cs="楷体_GB2312"/>
+                <w:b/>
+                <w:bCs/>
+                <w:i w:val="0"/>
+                <w:iCs w:val="0"/>
+                <w:snapToGrid w:val="0"/>
+                <w:color w:val="000000"/>
+                <w:kern w:val="0"/>
+                <w:sz w:val="22"/>
+                <w:szCs w:val="22"/>
+                <w:u w:val="none"/>
+                <w:lang w:val="en-US" w:eastAsia="zh-CN" w:bidi="ar"/>
+              </w:rPr>
+            </w:pPr>
+            <w:r>
+              <w:rPr>
+                <w:rFonts w:hint="eastAsia" w:ascii="宋体" w:hAnsi="宋体" w:eastAsia="宋体" w:cs="宋体"/>
+                <w:i w:val="0"/>
+                <w:iCs w:val="0"/>
+                <w:snapToGrid w:val="0"/>
+                <w:color w:val="000000"/>
+                <w:kern w:val="0"/>
+                <w:sz w:val="21"/>
+                <w:szCs w:val="21"/>
+                <w:u w:val="none"/>
+                <w:lang w:val="en-US" w:eastAsia="zh-CN" w:bidi="ar"/>
+              </w:rPr>
+              <w:t>实际完成储备人员数量/应储备人员总数量*100%</w:t>
+            </w:r>
+          </w:p>
+        </w:tc>
+        <w:tc>
+          <w:tcPr>
+            <w:tcW w:w="1308" w:type="dxa"/>
+            <w:tcBorders>
+              <w:top w:val="single" w:color="000000" w:sz="4" w:space="0"/>
+              <w:left w:val="single" w:color="000000" w:sz="4" w:space="0"/>
+              <w:bottom w:val="single" w:color="000000" w:sz="4" w:space="0"/>
+              <w:right w:val="single" w:color="000000" w:sz="4" w:space="0"/>
+            </w:tcBorders>
+            <w:shd w:val="clear" w:color="auto" w:fill="auto"/>
+            <w:vAlign w:val="center"/>
+          </w:tcPr>
+          <w:p>
+            <w:pPr>
+              <w:keepNext w:val="0"/>
+              <w:keepLines w:val="0"/>
+              <w:widowControl/>
+              <w:suppressLineNumbers w:val="0"/>
+              <w:jc w:val="left"/>
+              <w:textAlignment w:val="center"/>
+              <w:rPr>
+                <w:rFonts w:hint="default" w:ascii="楷体_GB2312" w:hAnsi="宋体" w:eastAsia="楷体_GB2312" w:cs="楷体_GB2312"/>
+                <w:b/>
+                <w:bCs/>
+                <w:i w:val="0"/>
+                <w:iCs w:val="0"/>
+                <w:snapToGrid w:val="0"/>
+                <w:color w:val="000000"/>
+                <w:kern w:val="0"/>
+                <w:sz w:val="22"/>
+                <w:szCs w:val="22"/>
+                <w:u w:val="none"/>
+                <w:lang w:val="en-US" w:eastAsia="zh-CN" w:bidi="ar"/>
+              </w:rPr>
+            </w:pPr>
+            <w:r>
+              <w:rPr>
+                <w:rFonts w:hint="eastAsia" w:ascii="宋体" w:hAnsi="宋体" w:eastAsia="宋体" w:cs="宋体"/>
+                <w:i w:val="0"/>
+                <w:iCs w:val="0"/>
+                <w:snapToGrid w:val="0"/>
+                <w:color w:val="000000"/>
+                <w:kern w:val="0"/>
+                <w:sz w:val="21"/>
+                <w:szCs w:val="21"/>
+                <w:u w:val="none"/>
+                <w:lang w:val="en-US" w:eastAsia="zh-CN" w:bidi="ar"/>
+              </w:rPr>
+              <w:t>季度</w:t>
+            </w:r>
+          </w:p>
+        </w:tc>
+      </w:tr>
+      <w:bookmarkEnd w:id="20"/>
+    </w:tbl>
+    <w:p>
+      <w:pPr>
+        <w:pStyle w:val="28"/>
+        <w:keepNext w:val="0"/>
+        <w:keepLines w:val="0"/>
+        <w:pageBreakBefore w:val="0"/>
+        <w:widowControl w:val="0"/>
+        <w:kinsoku w:val="0"/>
+        <w:wordWrap/>
+        <w:overflowPunct/>
+        <w:topLinePunct w:val="0"/>
+        <w:autoSpaceDE w:val="0"/>
+        <w:autoSpaceDN w:val="0"/>
+        <w:bidi w:val="0"/>
+        <w:adjustRightInd w:val="0"/>
+        <w:snapToGrid w:val="0"/>
+        <w:textAlignment w:val="baseline"/>
+        <w:rPr>
+          <w:rFonts w:hint="default"/>
+          <w:lang w:val="en-US" w:eastAsia="zh-CN"/>
+        </w:rPr>
+      </w:pPr>
       <w:r>
         <w:rPr>
           <w:rFonts w:hint="default"/>

--- a/5.人员管理/1.流程制度规范类文件/JXTX-05-01-人员储备管理制度.docx
+++ b/5.人员管理/1.流程制度规范类文件/JXTX-05-01-人员储备管理制度.docx
@@ -21,7 +21,7 @@
         <w:spacing w:before="3120" w:beforeLines="1000"/>
         <w:textAlignment w:val="baseline"/>
       </w:pPr>
-      <w:bookmarkStart w:id="0" w:name="_Toc16391"/>
+      <w:bookmarkStart w:id="0" w:name="_Toc13388"/>
       <w:r>
         <w:drawing>
           <wp:anchor distT="0" distB="0" distL="114300" distR="114300" simplePos="0" relativeHeight="251661312" behindDoc="1" locked="0" layoutInCell="1" allowOverlap="1">
@@ -210,7 +210,7 @@
           <w:lang w:val="en-US" w:eastAsia="zh-CN"/>
         </w:rPr>
       </w:pPr>
-      <w:bookmarkStart w:id="1" w:name="_Toc24147"/>
+      <w:bookmarkStart w:id="1" w:name="_Toc24753"/>
       <w:r>
         <w:rPr>
           <w:rFonts w:hint="eastAsia"/>
@@ -2073,6 +2073,8 @@
               <w:tab w:val="right" w:leader="dot" w:pos="8306"/>
             </w:tabs>
           </w:pPr>
+          <w:bookmarkStart w:id="21" w:name="_GoBack"/>
+          <w:bookmarkEnd w:id="21"/>
           <w:r>
             <w:rPr>
               <w:rFonts w:hint="eastAsia" w:ascii="宋体" w:hAnsi="宋体" w:eastAsia="宋体" w:cs="宋体"/>
@@ -2109,7 +2111,7 @@
               <w:rFonts w:hint="eastAsia" w:ascii="宋体" w:hAnsi="宋体" w:eastAsia="宋体" w:cs="宋体"/>
               <w:szCs w:val="24"/>
             </w:rPr>
-            <w:instrText xml:space="preserve"> HYPERLINK \l _Toc16391 </w:instrText>
+            <w:instrText xml:space="preserve"> HYPERLINK \l _Toc13388 </w:instrText>
           </w:r>
           <w:r>
             <w:rPr>
@@ -2132,7 +2134,7 @@
             <w:fldChar w:fldCharType="begin"/>
           </w:r>
           <w:r>
-            <w:instrText xml:space="preserve"> PAGEREF _Toc16391 \h </w:instrText>
+            <w:instrText xml:space="preserve"> PAGEREF _Toc13388 \h </w:instrText>
           </w:r>
           <w:r>
             <w:fldChar w:fldCharType="separate"/>
@@ -2170,7 +2172,7 @@
               <w:rFonts w:hint="eastAsia" w:ascii="宋体" w:hAnsi="宋体" w:eastAsia="宋体" w:cs="宋体"/>
               <w:szCs w:val="24"/>
             </w:rPr>
-            <w:instrText xml:space="preserve"> HYPERLINK \l _Toc24147 </w:instrText>
+            <w:instrText xml:space="preserve"> HYPERLINK \l _Toc24753 </w:instrText>
           </w:r>
           <w:r>
             <w:rPr>
@@ -2193,7 +2195,7 @@
             <w:fldChar w:fldCharType="begin"/>
           </w:r>
           <w:r>
-            <w:instrText xml:space="preserve"> PAGEREF _Toc24147 \h </w:instrText>
+            <w:instrText xml:space="preserve"> PAGEREF _Toc24753 \h </w:instrText>
           </w:r>
           <w:r>
             <w:fldChar w:fldCharType="separate"/>
@@ -2231,7 +2233,7 @@
               <w:rFonts w:hint="eastAsia" w:ascii="宋体" w:hAnsi="宋体" w:eastAsia="宋体" w:cs="宋体"/>
               <w:szCs w:val="24"/>
             </w:rPr>
-            <w:instrText xml:space="preserve"> HYPERLINK \l _Toc10546 </w:instrText>
+            <w:instrText xml:space="preserve"> HYPERLINK \l _Toc21478 </w:instrText>
           </w:r>
           <w:r>
             <w:rPr>
@@ -2254,7 +2256,7 @@
             <w:fldChar w:fldCharType="begin"/>
           </w:r>
           <w:r>
-            <w:instrText xml:space="preserve"> PAGEREF _Toc10546 \h </w:instrText>
+            <w:instrText xml:space="preserve"> PAGEREF _Toc21478 \h </w:instrText>
           </w:r>
           <w:r>
             <w:fldChar w:fldCharType="separate"/>
@@ -2292,7 +2294,7 @@
               <w:rFonts w:hint="eastAsia" w:ascii="宋体" w:hAnsi="宋体" w:eastAsia="宋体" w:cs="宋体"/>
               <w:szCs w:val="24"/>
             </w:rPr>
-            <w:instrText xml:space="preserve"> HYPERLINK \l _Toc16382 </w:instrText>
+            <w:instrText xml:space="preserve"> HYPERLINK \l _Toc31884 </w:instrText>
           </w:r>
           <w:r>
             <w:rPr>
@@ -2315,7 +2317,7 @@
             <w:fldChar w:fldCharType="begin"/>
           </w:r>
           <w:r>
-            <w:instrText xml:space="preserve"> PAGEREF _Toc16382 \h </w:instrText>
+            <w:instrText xml:space="preserve"> PAGEREF _Toc31884 \h </w:instrText>
           </w:r>
           <w:r>
             <w:fldChar w:fldCharType="separate"/>
@@ -2353,7 +2355,7 @@
               <w:rFonts w:hint="eastAsia" w:ascii="宋体" w:hAnsi="宋体" w:eastAsia="宋体" w:cs="宋体"/>
               <w:szCs w:val="24"/>
             </w:rPr>
-            <w:instrText xml:space="preserve"> HYPERLINK \l _Toc6992 </w:instrText>
+            <w:instrText xml:space="preserve"> HYPERLINK \l _Toc31102 </w:instrText>
           </w:r>
           <w:r>
             <w:rPr>
@@ -2376,7 +2378,7 @@
             <w:fldChar w:fldCharType="begin"/>
           </w:r>
           <w:r>
-            <w:instrText xml:space="preserve"> PAGEREF _Toc6992 \h </w:instrText>
+            <w:instrText xml:space="preserve"> PAGEREF _Toc31102 \h </w:instrText>
           </w:r>
           <w:r>
             <w:fldChar w:fldCharType="separate"/>
@@ -2414,7 +2416,7 @@
               <w:rFonts w:hint="eastAsia" w:ascii="宋体" w:hAnsi="宋体" w:eastAsia="宋体" w:cs="宋体"/>
               <w:szCs w:val="24"/>
             </w:rPr>
-            <w:instrText xml:space="preserve"> HYPERLINK \l _Toc22633 </w:instrText>
+            <w:instrText xml:space="preserve"> HYPERLINK \l _Toc25831 </w:instrText>
           </w:r>
           <w:r>
             <w:rPr>
@@ -2437,7 +2439,7 @@
             <w:fldChar w:fldCharType="begin"/>
           </w:r>
           <w:r>
-            <w:instrText xml:space="preserve"> PAGEREF _Toc22633 \h </w:instrText>
+            <w:instrText xml:space="preserve"> PAGEREF _Toc25831 \h </w:instrText>
           </w:r>
           <w:r>
             <w:fldChar w:fldCharType="separate"/>
@@ -2475,7 +2477,7 @@
               <w:rFonts w:hint="eastAsia" w:ascii="宋体" w:hAnsi="宋体" w:eastAsia="宋体" w:cs="宋体"/>
               <w:szCs w:val="24"/>
             </w:rPr>
-            <w:instrText xml:space="preserve"> HYPERLINK \l _Toc26978 </w:instrText>
+            <w:instrText xml:space="preserve"> HYPERLINK \l _Toc26393 </w:instrText>
           </w:r>
           <w:r>
             <w:rPr>
@@ -2498,7 +2500,7 @@
             <w:fldChar w:fldCharType="begin"/>
           </w:r>
           <w:r>
-            <w:instrText xml:space="preserve"> PAGEREF _Toc26978 \h </w:instrText>
+            <w:instrText xml:space="preserve"> PAGEREF _Toc26393 \h </w:instrText>
           </w:r>
           <w:r>
             <w:fldChar w:fldCharType="separate"/>
@@ -2536,7 +2538,7 @@
               <w:rFonts w:hint="eastAsia" w:ascii="宋体" w:hAnsi="宋体" w:eastAsia="宋体" w:cs="宋体"/>
               <w:szCs w:val="24"/>
             </w:rPr>
-            <w:instrText xml:space="preserve"> HYPERLINK \l _Toc32090 </w:instrText>
+            <w:instrText xml:space="preserve"> HYPERLINK \l _Toc4526 </w:instrText>
           </w:r>
           <w:r>
             <w:rPr>
@@ -2559,7 +2561,7 @@
             <w:fldChar w:fldCharType="begin"/>
           </w:r>
           <w:r>
-            <w:instrText xml:space="preserve"> PAGEREF _Toc32090 \h </w:instrText>
+            <w:instrText xml:space="preserve"> PAGEREF _Toc4526 \h </w:instrText>
           </w:r>
           <w:r>
             <w:fldChar w:fldCharType="separate"/>
@@ -2597,7 +2599,7 @@
               <w:rFonts w:hint="eastAsia" w:ascii="宋体" w:hAnsi="宋体" w:eastAsia="宋体" w:cs="宋体"/>
               <w:szCs w:val="24"/>
             </w:rPr>
-            <w:instrText xml:space="preserve"> HYPERLINK \l _Toc19895 </w:instrText>
+            <w:instrText xml:space="preserve"> HYPERLINK \l _Toc17187 </w:instrText>
           </w:r>
           <w:r>
             <w:rPr>
@@ -2611,7 +2613,7 @@
               <w:rFonts w:hint="default"/>
               <w:lang w:val="en-US" w:eastAsia="zh-CN"/>
             </w:rPr>
-            <w:t>2.2. 各业务与职能部门（数智运营部、研究总院、质量管理部、应急管理部等）</w:t>
+            <w:t>2.2. 各业务与职能部门</w:t>
           </w:r>
           <w:r>
             <w:tab/>
@@ -2620,7 +2622,7 @@
             <w:fldChar w:fldCharType="begin"/>
           </w:r>
           <w:r>
-            <w:instrText xml:space="preserve"> PAGEREF _Toc19895 \h </w:instrText>
+            <w:instrText xml:space="preserve"> PAGEREF _Toc17187 \h </w:instrText>
           </w:r>
           <w:r>
             <w:fldChar w:fldCharType="separate"/>
@@ -2658,7 +2660,7 @@
               <w:rFonts w:hint="eastAsia" w:ascii="宋体" w:hAnsi="宋体" w:eastAsia="宋体" w:cs="宋体"/>
               <w:szCs w:val="24"/>
             </w:rPr>
-            <w:instrText xml:space="preserve"> HYPERLINK \l _Toc21761 </w:instrText>
+            <w:instrText xml:space="preserve"> HYPERLINK \l _Toc3353 </w:instrText>
           </w:r>
           <w:r>
             <w:rPr>
@@ -2681,7 +2683,7 @@
             <w:fldChar w:fldCharType="begin"/>
           </w:r>
           <w:r>
-            <w:instrText xml:space="preserve"> PAGEREF _Toc21761 \h </w:instrText>
+            <w:instrText xml:space="preserve"> PAGEREF _Toc3353 \h </w:instrText>
           </w:r>
           <w:r>
             <w:fldChar w:fldCharType="separate"/>
@@ -2719,7 +2721,7 @@
               <w:rFonts w:hint="eastAsia" w:ascii="宋体" w:hAnsi="宋体" w:eastAsia="宋体" w:cs="宋体"/>
               <w:szCs w:val="24"/>
             </w:rPr>
-            <w:instrText xml:space="preserve"> HYPERLINK \l _Toc15989 </w:instrText>
+            <w:instrText xml:space="preserve"> HYPERLINK \l _Toc32362 </w:instrText>
           </w:r>
           <w:r>
             <w:rPr>
@@ -2742,7 +2744,7 @@
             <w:fldChar w:fldCharType="begin"/>
           </w:r>
           <w:r>
-            <w:instrText xml:space="preserve"> PAGEREF _Toc15989 \h </w:instrText>
+            <w:instrText xml:space="preserve"> PAGEREF _Toc32362 \h </w:instrText>
           </w:r>
           <w:r>
             <w:fldChar w:fldCharType="separate"/>
@@ -2780,7 +2782,7 @@
               <w:rFonts w:hint="eastAsia" w:ascii="宋体" w:hAnsi="宋体" w:eastAsia="宋体" w:cs="宋体"/>
               <w:szCs w:val="24"/>
             </w:rPr>
-            <w:instrText xml:space="preserve"> HYPERLINK \l _Toc2771 </w:instrText>
+            <w:instrText xml:space="preserve"> HYPERLINK \l _Toc15954 </w:instrText>
           </w:r>
           <w:r>
             <w:rPr>
@@ -2803,7 +2805,7 @@
             <w:fldChar w:fldCharType="begin"/>
           </w:r>
           <w:r>
-            <w:instrText xml:space="preserve"> PAGEREF _Toc2771 \h </w:instrText>
+            <w:instrText xml:space="preserve"> PAGEREF _Toc15954 \h </w:instrText>
           </w:r>
           <w:r>
             <w:fldChar w:fldCharType="separate"/>
@@ -2841,7 +2843,7 @@
               <w:rFonts w:hint="eastAsia" w:ascii="宋体" w:hAnsi="宋体" w:eastAsia="宋体" w:cs="宋体"/>
               <w:szCs w:val="24"/>
             </w:rPr>
-            <w:instrText xml:space="preserve"> HYPERLINK \l _Toc14202 </w:instrText>
+            <w:instrText xml:space="preserve"> HYPERLINK \l _Toc32440 </w:instrText>
           </w:r>
           <w:r>
             <w:rPr>
@@ -2864,7 +2866,7 @@
             <w:fldChar w:fldCharType="begin"/>
           </w:r>
           <w:r>
-            <w:instrText xml:space="preserve"> PAGEREF _Toc14202 \h </w:instrText>
+            <w:instrText xml:space="preserve"> PAGEREF _Toc32440 \h </w:instrText>
           </w:r>
           <w:r>
             <w:fldChar w:fldCharType="separate"/>
@@ -2902,7 +2904,7 @@
               <w:rFonts w:hint="eastAsia" w:ascii="宋体" w:hAnsi="宋体" w:eastAsia="宋体" w:cs="宋体"/>
               <w:szCs w:val="24"/>
             </w:rPr>
-            <w:instrText xml:space="preserve"> HYPERLINK \l _Toc14449 </w:instrText>
+            <w:instrText xml:space="preserve"> HYPERLINK \l _Toc18970 </w:instrText>
           </w:r>
           <w:r>
             <w:rPr>
@@ -2925,13 +2927,13 @@
             <w:fldChar w:fldCharType="begin"/>
           </w:r>
           <w:r>
-            <w:instrText xml:space="preserve"> PAGEREF _Toc14449 \h </w:instrText>
+            <w:instrText xml:space="preserve"> PAGEREF _Toc18970 \h </w:instrText>
           </w:r>
           <w:r>
             <w:fldChar w:fldCharType="separate"/>
           </w:r>
           <w:r>
-            <w:t>6</w:t>
+            <w:t>5</w:t>
           </w:r>
           <w:r>
             <w:fldChar w:fldCharType="end"/>
@@ -2963,7 +2965,7 @@
               <w:rFonts w:hint="eastAsia" w:ascii="宋体" w:hAnsi="宋体" w:eastAsia="宋体" w:cs="宋体"/>
               <w:szCs w:val="24"/>
             </w:rPr>
-            <w:instrText xml:space="preserve"> HYPERLINK \l _Toc11321 </w:instrText>
+            <w:instrText xml:space="preserve"> HYPERLINK \l _Toc23398 </w:instrText>
           </w:r>
           <w:r>
             <w:rPr>
@@ -2986,7 +2988,7 @@
             <w:fldChar w:fldCharType="begin"/>
           </w:r>
           <w:r>
-            <w:instrText xml:space="preserve"> PAGEREF _Toc11321 \h </w:instrText>
+            <w:instrText xml:space="preserve"> PAGEREF _Toc23398 \h </w:instrText>
           </w:r>
           <w:r>
             <w:fldChar w:fldCharType="separate"/>
@@ -3024,7 +3026,7 @@
               <w:rFonts w:hint="eastAsia" w:ascii="宋体" w:hAnsi="宋体" w:eastAsia="宋体" w:cs="宋体"/>
               <w:szCs w:val="24"/>
             </w:rPr>
-            <w:instrText xml:space="preserve"> HYPERLINK \l _Toc2701 </w:instrText>
+            <w:instrText xml:space="preserve"> HYPERLINK \l _Toc16795 </w:instrText>
           </w:r>
           <w:r>
             <w:rPr>
@@ -3047,7 +3049,7 @@
             <w:fldChar w:fldCharType="begin"/>
           </w:r>
           <w:r>
-            <w:instrText xml:space="preserve"> PAGEREF _Toc2701 \h </w:instrText>
+            <w:instrText xml:space="preserve"> PAGEREF _Toc16795 \h </w:instrText>
           </w:r>
           <w:r>
             <w:fldChar w:fldCharType="separate"/>
@@ -3085,7 +3087,7 @@
               <w:rFonts w:hint="eastAsia" w:ascii="宋体" w:hAnsi="宋体" w:eastAsia="宋体" w:cs="宋体"/>
               <w:szCs w:val="24"/>
             </w:rPr>
-            <w:instrText xml:space="preserve"> HYPERLINK \l _Toc10617 </w:instrText>
+            <w:instrText xml:space="preserve"> HYPERLINK \l _Toc9057 </w:instrText>
           </w:r>
           <w:r>
             <w:rPr>
@@ -3108,7 +3110,7 @@
             <w:fldChar w:fldCharType="begin"/>
           </w:r>
           <w:r>
-            <w:instrText xml:space="preserve"> PAGEREF _Toc10617 \h </w:instrText>
+            <w:instrText xml:space="preserve"> PAGEREF _Toc9057 \h </w:instrText>
           </w:r>
           <w:r>
             <w:fldChar w:fldCharType="separate"/>
@@ -3146,7 +3148,7 @@
               <w:rFonts w:hint="eastAsia" w:ascii="宋体" w:hAnsi="宋体" w:eastAsia="宋体" w:cs="宋体"/>
               <w:szCs w:val="24"/>
             </w:rPr>
-            <w:instrText xml:space="preserve"> HYPERLINK \l _Toc10795 </w:instrText>
+            <w:instrText xml:space="preserve"> HYPERLINK \l _Toc22735 </w:instrText>
           </w:r>
           <w:r>
             <w:rPr>
@@ -3169,7 +3171,7 @@
             <w:fldChar w:fldCharType="begin"/>
           </w:r>
           <w:r>
-            <w:instrText xml:space="preserve"> PAGEREF _Toc10795 \h </w:instrText>
+            <w:instrText xml:space="preserve"> PAGEREF _Toc22735 \h </w:instrText>
           </w:r>
           <w:r>
             <w:fldChar w:fldCharType="separate"/>
@@ -3207,7 +3209,7 @@
               <w:rFonts w:hint="eastAsia" w:ascii="宋体" w:hAnsi="宋体" w:eastAsia="宋体" w:cs="宋体"/>
               <w:szCs w:val="24"/>
             </w:rPr>
-            <w:instrText xml:space="preserve"> HYPERLINK \l _Toc11815 </w:instrText>
+            <w:instrText xml:space="preserve"> HYPERLINK \l _Toc8309 </w:instrText>
           </w:r>
           <w:r>
             <w:rPr>
@@ -3230,7 +3232,7 @@
             <w:fldChar w:fldCharType="begin"/>
           </w:r>
           <w:r>
-            <w:instrText xml:space="preserve"> PAGEREF _Toc11815 \h </w:instrText>
+            <w:instrText xml:space="preserve"> PAGEREF _Toc8309 \h </w:instrText>
           </w:r>
           <w:r>
             <w:fldChar w:fldCharType="separate"/>
@@ -3268,7 +3270,7 @@
               <w:rFonts w:hint="eastAsia" w:ascii="宋体" w:hAnsi="宋体" w:eastAsia="宋体" w:cs="宋体"/>
               <w:szCs w:val="24"/>
             </w:rPr>
-            <w:instrText xml:space="preserve"> HYPERLINK \l _Toc29869 </w:instrText>
+            <w:instrText xml:space="preserve"> HYPERLINK \l _Toc26917 </w:instrText>
           </w:r>
           <w:r>
             <w:rPr>
@@ -3282,7 +3284,14 @@
               <w:rFonts w:hint="default"/>
               <w:lang w:val="en-US" w:eastAsia="zh-CN"/>
             </w:rPr>
-            <w:t>5. 附则</w:t>
+            <w:t xml:space="preserve">5. </w:t>
+          </w:r>
+          <w:r>
+            <w:rPr>
+              <w:rFonts w:hint="eastAsia"/>
+              <w:lang w:val="en-US" w:eastAsia="zh-CN"/>
+            </w:rPr>
+            <w:t>考核指标</w:t>
           </w:r>
           <w:r>
             <w:tab/>
@@ -3291,7 +3300,68 @@
             <w:fldChar w:fldCharType="begin"/>
           </w:r>
           <w:r>
-            <w:instrText xml:space="preserve"> PAGEREF _Toc29869 \h </w:instrText>
+            <w:instrText xml:space="preserve"> PAGEREF _Toc26917 \h </w:instrText>
+          </w:r>
+          <w:r>
+            <w:fldChar w:fldCharType="separate"/>
+          </w:r>
+          <w:r>
+            <w:t>7</w:t>
+          </w:r>
+          <w:r>
+            <w:fldChar w:fldCharType="end"/>
+          </w:r>
+          <w:r>
+            <w:rPr>
+              <w:rFonts w:hint="eastAsia" w:ascii="宋体" w:hAnsi="宋体" w:eastAsia="宋体" w:cs="宋体"/>
+              <w:szCs w:val="24"/>
+            </w:rPr>
+            <w:fldChar w:fldCharType="end"/>
+          </w:r>
+        </w:p>
+        <w:p>
+          <w:pPr>
+            <w:pStyle w:val="16"/>
+            <w:tabs>
+              <w:tab w:val="right" w:leader="dot" w:pos="8306"/>
+            </w:tabs>
+          </w:pPr>
+          <w:r>
+            <w:rPr>
+              <w:rFonts w:hint="eastAsia" w:ascii="宋体" w:hAnsi="宋体" w:eastAsia="宋体" w:cs="宋体"/>
+              <w:szCs w:val="24"/>
+            </w:rPr>
+            <w:fldChar w:fldCharType="begin"/>
+          </w:r>
+          <w:r>
+            <w:rPr>
+              <w:rFonts w:hint="eastAsia" w:ascii="宋体" w:hAnsi="宋体" w:eastAsia="宋体" w:cs="宋体"/>
+              <w:szCs w:val="24"/>
+            </w:rPr>
+            <w:instrText xml:space="preserve"> HYPERLINK \l _Toc27102 </w:instrText>
+          </w:r>
+          <w:r>
+            <w:rPr>
+              <w:rFonts w:hint="eastAsia" w:ascii="宋体" w:hAnsi="宋体" w:eastAsia="宋体" w:cs="宋体"/>
+              <w:szCs w:val="24"/>
+            </w:rPr>
+            <w:fldChar w:fldCharType="separate"/>
+          </w:r>
+          <w:r>
+            <w:rPr>
+              <w:rFonts w:hint="default"/>
+              <w:lang w:val="en-US" w:eastAsia="zh-CN"/>
+            </w:rPr>
+            <w:t>6. 附则</w:t>
+          </w:r>
+          <w:r>
+            <w:tab/>
+          </w:r>
+          <w:r>
+            <w:fldChar w:fldCharType="begin"/>
+          </w:r>
+          <w:r>
+            <w:instrText xml:space="preserve"> PAGEREF _Toc27102 \h </w:instrText>
           </w:r>
           <w:r>
             <w:fldChar w:fldCharType="separate"/>
@@ -3394,7 +3464,7 @@
           <w:lang w:val="en-US" w:eastAsia="zh-CN"/>
         </w:rPr>
       </w:pPr>
-      <w:bookmarkStart w:id="2" w:name="_Toc10546"/>
+      <w:bookmarkStart w:id="2" w:name="_Toc21478"/>
       <w:r>
         <w:rPr>
           <w:rFonts w:hint="default"/>
@@ -3426,7 +3496,7 @@
           <w:lang w:val="en-US" w:eastAsia="zh-CN"/>
         </w:rPr>
       </w:pPr>
-      <w:bookmarkStart w:id="3" w:name="_Toc16382"/>
+      <w:bookmarkStart w:id="3" w:name="_Toc31884"/>
       <w:r>
         <w:rPr>
           <w:rFonts w:hint="default"/>
@@ -3488,7 +3558,7 @@
           <w:lang w:val="en-US" w:eastAsia="zh-CN"/>
         </w:rPr>
       </w:pPr>
-      <w:bookmarkStart w:id="4" w:name="_Toc6992"/>
+      <w:bookmarkStart w:id="4" w:name="_Toc31102"/>
       <w:r>
         <w:rPr>
           <w:rFonts w:hint="default"/>
@@ -3610,7 +3680,7 @@
           <w:lang w:val="en-US" w:eastAsia="zh-CN"/>
         </w:rPr>
       </w:pPr>
-      <w:bookmarkStart w:id="5" w:name="_Toc22633"/>
+      <w:bookmarkStart w:id="5" w:name="_Toc25831"/>
       <w:r>
         <w:rPr>
           <w:rFonts w:hint="default"/>
@@ -3672,7 +3742,7 @@
           <w:lang w:val="en-US" w:eastAsia="zh-CN"/>
         </w:rPr>
       </w:pPr>
-      <w:bookmarkStart w:id="6" w:name="_Toc26978"/>
+      <w:bookmarkStart w:id="6" w:name="_Toc26393"/>
       <w:r>
         <w:rPr>
           <w:rFonts w:hint="default"/>
@@ -3704,7 +3774,7 @@
           <w:lang w:val="en-US" w:eastAsia="zh-CN"/>
         </w:rPr>
       </w:pPr>
-      <w:bookmarkStart w:id="7" w:name="_Toc32090"/>
+      <w:bookmarkStart w:id="7" w:name="_Toc4526"/>
       <w:r>
         <w:rPr>
           <w:rFonts w:hint="default"/>
@@ -3916,13 +3986,13 @@
           <w:lang w:val="en-US" w:eastAsia="zh-CN"/>
         </w:rPr>
       </w:pPr>
-      <w:bookmarkStart w:id="8" w:name="_Toc19895"/>
-      <w:r>
-        <w:rPr>
-          <w:rFonts w:hint="default"/>
-          <w:lang w:val="en-US" w:eastAsia="zh-CN"/>
-        </w:rPr>
-        <w:t>各业务与职能部门（数智运营部、研究总院、质量管理部、应急管理部等）</w:t>
+      <w:bookmarkStart w:id="8" w:name="_Toc17187"/>
+      <w:r>
+        <w:rPr>
+          <w:rFonts w:hint="default"/>
+          <w:lang w:val="en-US" w:eastAsia="zh-CN"/>
+        </w:rPr>
+        <w:t>各业务与职能部门</w:t>
       </w:r>
       <w:bookmarkEnd w:id="8"/>
     </w:p>
@@ -4098,7 +4168,7 @@
           <w:lang w:val="en-US" w:eastAsia="zh-CN"/>
         </w:rPr>
       </w:pPr>
-      <w:bookmarkStart w:id="9" w:name="_Toc21761"/>
+      <w:bookmarkStart w:id="9" w:name="_Toc3353"/>
       <w:r>
         <w:rPr>
           <w:rFonts w:hint="default"/>
@@ -4130,7 +4200,7 @@
           <w:lang w:val="en-US" w:eastAsia="zh-CN"/>
         </w:rPr>
       </w:pPr>
-      <w:bookmarkStart w:id="10" w:name="_Toc15989"/>
+      <w:bookmarkStart w:id="10" w:name="_Toc32362"/>
       <w:r>
         <w:rPr>
           <w:rFonts w:hint="default"/>
@@ -4252,7 +4322,7 @@
           <w:lang w:val="en-US" w:eastAsia="zh-CN"/>
         </w:rPr>
       </w:pPr>
-      <w:bookmarkStart w:id="11" w:name="_Toc2771"/>
+      <w:bookmarkStart w:id="11" w:name="_Toc15954"/>
       <w:r>
         <w:rPr>
           <w:rFonts w:hint="default"/>
@@ -4411,7 +4481,7 @@
           <w:lang w:val="en-US" w:eastAsia="zh-CN"/>
         </w:rPr>
       </w:pPr>
-      <w:bookmarkStart w:id="12" w:name="_Toc14202"/>
+      <w:bookmarkStart w:id="12" w:name="_Toc32440"/>
       <w:r>
         <w:rPr>
           <w:rFonts w:hint="default"/>
@@ -4443,7 +4513,7 @@
           <w:lang w:val="en-US" w:eastAsia="zh-CN"/>
         </w:rPr>
       </w:pPr>
-      <w:bookmarkStart w:id="13" w:name="_Toc14449"/>
+      <w:bookmarkStart w:id="13" w:name="_Toc18970"/>
       <w:r>
         <w:rPr>
           <w:rFonts w:hint="default"/>
@@ -4565,7 +4635,7 @@
           <w:lang w:val="en-US" w:eastAsia="zh-CN"/>
         </w:rPr>
       </w:pPr>
-      <w:bookmarkStart w:id="14" w:name="_Toc11321"/>
+      <w:bookmarkStart w:id="14" w:name="_Toc23398"/>
       <w:r>
         <w:rPr>
           <w:rFonts w:hint="default"/>
@@ -4687,7 +4757,7 @@
           <w:lang w:val="en-US" w:eastAsia="zh-CN"/>
         </w:rPr>
       </w:pPr>
-      <w:bookmarkStart w:id="15" w:name="_Toc2701"/>
+      <w:bookmarkStart w:id="15" w:name="_Toc16795"/>
       <w:r>
         <w:rPr>
           <w:rFonts w:hint="default"/>
@@ -4719,7 +4789,7 @@
           <w:lang w:val="en-US" w:eastAsia="zh-CN"/>
         </w:rPr>
       </w:pPr>
-      <w:bookmarkStart w:id="16" w:name="_Toc10617"/>
+      <w:bookmarkStart w:id="16" w:name="_Toc9057"/>
       <w:r>
         <w:rPr>
           <w:rFonts w:hint="default"/>
@@ -4871,7 +4941,7 @@
           <w:lang w:val="en-US" w:eastAsia="zh-CN"/>
         </w:rPr>
       </w:pPr>
-      <w:bookmarkStart w:id="17" w:name="_Toc10795"/>
+      <w:bookmarkStart w:id="17" w:name="_Toc22735"/>
       <w:r>
         <w:rPr>
           <w:rFonts w:hint="default"/>
@@ -4963,7 +5033,7 @@
           <w:lang w:val="en-US" w:eastAsia="zh-CN"/>
         </w:rPr>
       </w:pPr>
-      <w:bookmarkStart w:id="18" w:name="_Toc11815"/>
+      <w:bookmarkStart w:id="18" w:name="_Toc8309"/>
       <w:r>
         <w:rPr>
           <w:rFonts w:hint="default"/>
@@ -5085,7 +5155,7 @@
           <w:lang w:val="en-US" w:eastAsia="zh-CN"/>
         </w:rPr>
       </w:pPr>
-      <w:bookmarkStart w:id="19" w:name="_Toc29869"/>
+      <w:bookmarkStart w:id="19" w:name="_Toc26917"/>
       <w:r>
         <w:rPr>
           <w:rFonts w:hint="eastAsia"/>
@@ -5093,6 +5163,7 @@
         </w:rPr>
         <w:t>考核指标</w:t>
       </w:r>
+      <w:bookmarkEnd w:id="19"/>
     </w:p>
     <w:tbl>
       <w:tblPr>
@@ -5404,7 +5475,6 @@
                 <w:lang w:val="en-US" w:eastAsia="zh-CN" w:bidi="ar"/>
               </w:rPr>
             </w:pPr>
-            <w:bookmarkStart w:id="20" w:name="_GoBack" w:colFirst="0" w:colLast="3"/>
             <w:r>
               <w:rPr>
                 <w:rFonts w:hint="eastAsia" w:ascii="宋体" w:hAnsi="宋体" w:eastAsia="宋体" w:cs="宋体"/>
@@ -5579,7 +5649,6 @@
           </w:p>
         </w:tc>
       </w:tr>
-      <w:bookmarkEnd w:id="20"/>
     </w:tbl>
     <w:p>
       <w:pPr>
@@ -5603,6 +5672,7 @@
           <w:lang w:val="en-US" w:eastAsia="zh-CN"/>
         </w:rPr>
       </w:pPr>
+      <w:bookmarkStart w:id="20" w:name="_Toc27102"/>
       <w:r>
         <w:rPr>
           <w:rFonts w:hint="default"/>
@@ -5610,7 +5680,7 @@
         </w:rPr>
         <w:t>附则</w:t>
       </w:r>
-      <w:bookmarkEnd w:id="19"/>
+      <w:bookmarkEnd w:id="20"/>
     </w:p>
     <w:p>
       <w:pPr>

--- a/5.人员管理/1.流程制度规范类文件/JXTX-05-01-人员储备管理制度.docx
+++ b/5.人员管理/1.流程制度规范类文件/JXTX-05-01-人员储备管理制度.docx
@@ -2073,8 +2073,6 @@
               <w:tab w:val="right" w:leader="dot" w:pos="8306"/>
             </w:tabs>
           </w:pPr>
-          <w:bookmarkStart w:id="21" w:name="_GoBack"/>
-          <w:bookmarkEnd w:id="21"/>
           <w:r>
             <w:rPr>
               <w:rFonts w:hint="eastAsia" w:ascii="宋体" w:hAnsi="宋体" w:eastAsia="宋体" w:cs="宋体"/>
@@ -4237,7 +4235,7 @@
           <w:rFonts w:hint="default"/>
           <w:lang w:val="en-US" w:eastAsia="zh-CN"/>
         </w:rPr>
-        <w:t>人力部应协同各业务部门，定期（通常为年度）识别与分析以下两类需建立储备的岗位：</w:t>
+        <w:t>人力部应协同各业务部门，定期识别与分析以下两类需建立储备的岗位：</w:t>
       </w:r>
     </w:p>
     <w:p>
@@ -4267,7 +4265,16 @@
           <w:rFonts w:hint="default"/>
           <w:lang w:val="en-US" w:eastAsia="zh-CN"/>
         </w:rPr>
-        <w:t>关键性岗位： 对公司运维服务稳定性、技术核心竞争力或客户关系有重大影响的岗位（如：技术架构师、核心系统专家、高级项目经理、部门负责人等）。此类岗位人员流失可能对公司造成显著影响。</w:t>
+        <w:t>关键性岗位：</w:t>
+      </w:r>
+      <w:bookmarkStart w:id="21" w:name="_GoBack"/>
+      <w:bookmarkEnd w:id="21"/>
+      <w:r>
+        <w:rPr>
+          <w:rFonts w:hint="default"/>
+          <w:lang w:val="en-US" w:eastAsia="zh-CN"/>
+        </w:rPr>
+        <w:t>对公司运维服务稳定性、技术核心竞争力或客户关系有重大影响的岗位。</w:t>
       </w:r>
     </w:p>
     <w:p>
@@ -4297,7 +4304,7 @@
           <w:rFonts w:hint="default"/>
           <w:lang w:val="en-US" w:eastAsia="zh-CN"/>
         </w:rPr>
-        <w:t>高流动性岗位： 根据历史数据分析，主动离职率较高的基础性或特定技能岗位（如：一线运维工程师、特定技术栈工程师等）。需同步分析流动原因并制定保留措施。</w:t>
+        <w:t>高流动性岗位：根据历史数据分析，主动离职率较高的基础性或特定技能岗位（如：一线运维工程师、特定技术栈工程师等）。需同步分析流动原因并制定保留措施。</w:t>
       </w:r>
     </w:p>
     <w:p>
@@ -5259,7 +5266,7 @@
                 <w:sz w:val="22"/>
                 <w:szCs w:val="22"/>
                 <w:u w:val="none"/>
-                <w:lang w:val="en-US" w:eastAsia="zh-CN" w:bidi="ar"/>
+                <w:lang w:val="en-US" w:eastAsia="zh-CN"/>
               </w:rPr>
               <w:t>KPI</w:t>
             </w:r>
@@ -5310,7 +5317,7 @@
                 <w:sz w:val="22"/>
                 <w:szCs w:val="22"/>
                 <w:u w:val="none"/>
-                <w:lang w:val="en-US" w:eastAsia="zh-CN" w:bidi="ar"/>
+                <w:lang w:val="en-US" w:eastAsia="zh-CN"/>
               </w:rPr>
               <w:t>目标值</w:t>
             </w:r>
@@ -5361,7 +5368,7 @@
                 <w:sz w:val="22"/>
                 <w:szCs w:val="22"/>
                 <w:u w:val="none"/>
-                <w:lang w:val="en-US" w:eastAsia="zh-CN" w:bidi="ar"/>
+                <w:lang w:val="en-US" w:eastAsia="zh-CN"/>
               </w:rPr>
               <w:t>计算公式/方法</w:t>
             </w:r>
@@ -5412,7 +5419,7 @@
                 <w:sz w:val="22"/>
                 <w:szCs w:val="22"/>
                 <w:u w:val="none"/>
-                <w:lang w:val="en-US" w:eastAsia="zh-CN" w:bidi="ar"/>
+                <w:lang w:val="en-US" w:eastAsia="zh-CN"/>
               </w:rPr>
               <w:t>频度</w:t>
             </w:r>
@@ -5472,7 +5479,7 @@
                 <w:sz w:val="22"/>
                 <w:szCs w:val="22"/>
                 <w:u w:val="none"/>
-                <w:lang w:val="en-US" w:eastAsia="zh-CN" w:bidi="ar"/>
+                <w:lang w:val="en-US" w:eastAsia="zh-CN"/>
               </w:rPr>
             </w:pPr>
             <w:r>
@@ -5486,7 +5493,7 @@
                 <w:sz w:val="21"/>
                 <w:szCs w:val="21"/>
                 <w:u w:val="none"/>
-                <w:lang w:val="en-US" w:eastAsia="zh-CN" w:bidi="ar"/>
+                <w:lang w:val="en-US" w:eastAsia="zh-CN"/>
               </w:rPr>
               <w:t>储备计划完成率</w:t>
             </w:r>
@@ -5524,7 +5531,7 @@
                 <w:sz w:val="22"/>
                 <w:szCs w:val="22"/>
                 <w:u w:val="none"/>
-                <w:lang w:val="en-US" w:eastAsia="zh-CN" w:bidi="ar"/>
+                <w:lang w:val="en-US" w:eastAsia="zh-CN"/>
               </w:rPr>
             </w:pPr>
             <w:r>
@@ -5538,7 +5545,7 @@
                 <w:sz w:val="21"/>
                 <w:szCs w:val="21"/>
                 <w:u w:val="none"/>
-                <w:lang w:val="en-US" w:eastAsia="zh-CN" w:bidi="ar"/>
+                <w:lang w:val="en-US" w:eastAsia="zh-CN"/>
               </w:rPr>
               <w:t>≥95%</w:t>
             </w:r>
@@ -5576,7 +5583,7 @@
                 <w:sz w:val="22"/>
                 <w:szCs w:val="22"/>
                 <w:u w:val="none"/>
-                <w:lang w:val="en-US" w:eastAsia="zh-CN" w:bidi="ar"/>
+                <w:lang w:val="en-US" w:eastAsia="zh-CN"/>
               </w:rPr>
             </w:pPr>
             <w:r>
@@ -5590,7 +5597,7 @@
                 <w:sz w:val="21"/>
                 <w:szCs w:val="21"/>
                 <w:u w:val="none"/>
-                <w:lang w:val="en-US" w:eastAsia="zh-CN" w:bidi="ar"/>
+                <w:lang w:val="en-US" w:eastAsia="zh-CN"/>
               </w:rPr>
               <w:t>实际完成储备人员数量/应储备人员总数量*100%</w:t>
             </w:r>
@@ -5628,7 +5635,7 @@
                 <w:sz w:val="22"/>
                 <w:szCs w:val="22"/>
                 <w:u w:val="none"/>
-                <w:lang w:val="en-US" w:eastAsia="zh-CN" w:bidi="ar"/>
+                <w:lang w:val="en-US" w:eastAsia="zh-CN"/>
               </w:rPr>
             </w:pPr>
             <w:r>
@@ -5642,7 +5649,7 @@
                 <w:sz w:val="21"/>
                 <w:szCs w:val="21"/>
                 <w:u w:val="none"/>
-                <w:lang w:val="en-US" w:eastAsia="zh-CN" w:bidi="ar"/>
+                <w:lang w:val="en-US" w:eastAsia="zh-CN"/>
               </w:rPr>
               <w:t>季度</w:t>
             </w:r>

--- a/5.人员管理/1.流程制度规范类文件/JXTX-05-01-人员储备管理制度.docx
+++ b/5.人员管理/1.流程制度规范类文件/JXTX-05-01-人员储备管理制度.docx
@@ -21,7 +21,7 @@
         <w:spacing w:before="3120" w:beforeLines="1000"/>
         <w:textAlignment w:val="baseline"/>
       </w:pPr>
-      <w:bookmarkStart w:id="0" w:name="_Toc13388"/>
+      <w:bookmarkStart w:id="0" w:name="_Toc10575"/>
       <w:r>
         <w:drawing>
           <wp:anchor distT="0" distB="0" distL="114300" distR="114300" simplePos="0" relativeHeight="251661312" behindDoc="1" locked="0" layoutInCell="1" allowOverlap="1">
@@ -210,7 +210,7 @@
           <w:lang w:val="en-US" w:eastAsia="zh-CN"/>
         </w:rPr>
       </w:pPr>
-      <w:bookmarkStart w:id="1" w:name="_Toc24753"/>
+      <w:bookmarkStart w:id="1" w:name="_Toc28249"/>
       <w:r>
         <w:rPr>
           <w:rFonts w:hint="eastAsia"/>
@@ -2109,7 +2109,7 @@
               <w:rFonts w:hint="eastAsia" w:ascii="宋体" w:hAnsi="宋体" w:eastAsia="宋体" w:cs="宋体"/>
               <w:szCs w:val="24"/>
             </w:rPr>
-            <w:instrText xml:space="preserve"> HYPERLINK \l _Toc13388 </w:instrText>
+            <w:instrText xml:space="preserve"> HYPERLINK \l _Toc10575 </w:instrText>
           </w:r>
           <w:r>
             <w:rPr>
@@ -2132,7 +2132,7 @@
             <w:fldChar w:fldCharType="begin"/>
           </w:r>
           <w:r>
-            <w:instrText xml:space="preserve"> PAGEREF _Toc13388 \h </w:instrText>
+            <w:instrText xml:space="preserve"> PAGEREF _Toc10575 \h </w:instrText>
           </w:r>
           <w:r>
             <w:fldChar w:fldCharType="separate"/>
@@ -2170,7 +2170,7 @@
               <w:rFonts w:hint="eastAsia" w:ascii="宋体" w:hAnsi="宋体" w:eastAsia="宋体" w:cs="宋体"/>
               <w:szCs w:val="24"/>
             </w:rPr>
-            <w:instrText xml:space="preserve"> HYPERLINK \l _Toc24753 </w:instrText>
+            <w:instrText xml:space="preserve"> HYPERLINK \l _Toc28249 </w:instrText>
           </w:r>
           <w:r>
             <w:rPr>
@@ -2193,7 +2193,7 @@
             <w:fldChar w:fldCharType="begin"/>
           </w:r>
           <w:r>
-            <w:instrText xml:space="preserve"> PAGEREF _Toc24753 \h </w:instrText>
+            <w:instrText xml:space="preserve"> PAGEREF _Toc28249 \h </w:instrText>
           </w:r>
           <w:r>
             <w:fldChar w:fldCharType="separate"/>
@@ -2231,7 +2231,7 @@
               <w:rFonts w:hint="eastAsia" w:ascii="宋体" w:hAnsi="宋体" w:eastAsia="宋体" w:cs="宋体"/>
               <w:szCs w:val="24"/>
             </w:rPr>
-            <w:instrText xml:space="preserve"> HYPERLINK \l _Toc21478 </w:instrText>
+            <w:instrText xml:space="preserve"> HYPERLINK \l _Toc2750 </w:instrText>
           </w:r>
           <w:r>
             <w:rPr>
@@ -2254,7 +2254,7 @@
             <w:fldChar w:fldCharType="begin"/>
           </w:r>
           <w:r>
-            <w:instrText xml:space="preserve"> PAGEREF _Toc21478 \h </w:instrText>
+            <w:instrText xml:space="preserve"> PAGEREF _Toc2750 \h </w:instrText>
           </w:r>
           <w:r>
             <w:fldChar w:fldCharType="separate"/>
@@ -2292,7 +2292,7 @@
               <w:rFonts w:hint="eastAsia" w:ascii="宋体" w:hAnsi="宋体" w:eastAsia="宋体" w:cs="宋体"/>
               <w:szCs w:val="24"/>
             </w:rPr>
-            <w:instrText xml:space="preserve"> HYPERLINK \l _Toc31884 </w:instrText>
+            <w:instrText xml:space="preserve"> HYPERLINK \l _Toc18161 </w:instrText>
           </w:r>
           <w:r>
             <w:rPr>
@@ -2315,7 +2315,7 @@
             <w:fldChar w:fldCharType="begin"/>
           </w:r>
           <w:r>
-            <w:instrText xml:space="preserve"> PAGEREF _Toc31884 \h </w:instrText>
+            <w:instrText xml:space="preserve"> PAGEREF _Toc18161 \h </w:instrText>
           </w:r>
           <w:r>
             <w:fldChar w:fldCharType="separate"/>
@@ -2353,7 +2353,7 @@
               <w:rFonts w:hint="eastAsia" w:ascii="宋体" w:hAnsi="宋体" w:eastAsia="宋体" w:cs="宋体"/>
               <w:szCs w:val="24"/>
             </w:rPr>
-            <w:instrText xml:space="preserve"> HYPERLINK \l _Toc31102 </w:instrText>
+            <w:instrText xml:space="preserve"> HYPERLINK \l _Toc8799 </w:instrText>
           </w:r>
           <w:r>
             <w:rPr>
@@ -2376,7 +2376,7 @@
             <w:fldChar w:fldCharType="begin"/>
           </w:r>
           <w:r>
-            <w:instrText xml:space="preserve"> PAGEREF _Toc31102 \h </w:instrText>
+            <w:instrText xml:space="preserve"> PAGEREF _Toc8799 \h </w:instrText>
           </w:r>
           <w:r>
             <w:fldChar w:fldCharType="separate"/>
@@ -2414,7 +2414,7 @@
               <w:rFonts w:hint="eastAsia" w:ascii="宋体" w:hAnsi="宋体" w:eastAsia="宋体" w:cs="宋体"/>
               <w:szCs w:val="24"/>
             </w:rPr>
-            <w:instrText xml:space="preserve"> HYPERLINK \l _Toc25831 </w:instrText>
+            <w:instrText xml:space="preserve"> HYPERLINK \l _Toc21363 </w:instrText>
           </w:r>
           <w:r>
             <w:rPr>
@@ -2437,7 +2437,7 @@
             <w:fldChar w:fldCharType="begin"/>
           </w:r>
           <w:r>
-            <w:instrText xml:space="preserve"> PAGEREF _Toc25831 \h </w:instrText>
+            <w:instrText xml:space="preserve"> PAGEREF _Toc21363 \h </w:instrText>
           </w:r>
           <w:r>
             <w:fldChar w:fldCharType="separate"/>
@@ -2475,7 +2475,7 @@
               <w:rFonts w:hint="eastAsia" w:ascii="宋体" w:hAnsi="宋体" w:eastAsia="宋体" w:cs="宋体"/>
               <w:szCs w:val="24"/>
             </w:rPr>
-            <w:instrText xml:space="preserve"> HYPERLINK \l _Toc26393 </w:instrText>
+            <w:instrText xml:space="preserve"> HYPERLINK \l _Toc23503 </w:instrText>
           </w:r>
           <w:r>
             <w:rPr>
@@ -2498,7 +2498,7 @@
             <w:fldChar w:fldCharType="begin"/>
           </w:r>
           <w:r>
-            <w:instrText xml:space="preserve"> PAGEREF _Toc26393 \h </w:instrText>
+            <w:instrText xml:space="preserve"> PAGEREF _Toc23503 \h </w:instrText>
           </w:r>
           <w:r>
             <w:fldChar w:fldCharType="separate"/>
@@ -2536,7 +2536,7 @@
               <w:rFonts w:hint="eastAsia" w:ascii="宋体" w:hAnsi="宋体" w:eastAsia="宋体" w:cs="宋体"/>
               <w:szCs w:val="24"/>
             </w:rPr>
-            <w:instrText xml:space="preserve"> HYPERLINK \l _Toc4526 </w:instrText>
+            <w:instrText xml:space="preserve"> HYPERLINK \l _Toc32486 </w:instrText>
           </w:r>
           <w:r>
             <w:rPr>
@@ -2559,7 +2559,7 @@
             <w:fldChar w:fldCharType="begin"/>
           </w:r>
           <w:r>
-            <w:instrText xml:space="preserve"> PAGEREF _Toc4526 \h </w:instrText>
+            <w:instrText xml:space="preserve"> PAGEREF _Toc32486 \h </w:instrText>
           </w:r>
           <w:r>
             <w:fldChar w:fldCharType="separate"/>
@@ -2597,7 +2597,7 @@
               <w:rFonts w:hint="eastAsia" w:ascii="宋体" w:hAnsi="宋体" w:eastAsia="宋体" w:cs="宋体"/>
               <w:szCs w:val="24"/>
             </w:rPr>
-            <w:instrText xml:space="preserve"> HYPERLINK \l _Toc17187 </w:instrText>
+            <w:instrText xml:space="preserve"> HYPERLINK \l _Toc29776 </w:instrText>
           </w:r>
           <w:r>
             <w:rPr>
@@ -2620,7 +2620,7 @@
             <w:fldChar w:fldCharType="begin"/>
           </w:r>
           <w:r>
-            <w:instrText xml:space="preserve"> PAGEREF _Toc17187 \h </w:instrText>
+            <w:instrText xml:space="preserve"> PAGEREF _Toc29776 \h </w:instrText>
           </w:r>
           <w:r>
             <w:fldChar w:fldCharType="separate"/>
@@ -2658,7 +2658,7 @@
               <w:rFonts w:hint="eastAsia" w:ascii="宋体" w:hAnsi="宋体" w:eastAsia="宋体" w:cs="宋体"/>
               <w:szCs w:val="24"/>
             </w:rPr>
-            <w:instrText xml:space="preserve"> HYPERLINK \l _Toc3353 </w:instrText>
+            <w:instrText xml:space="preserve"> HYPERLINK \l _Toc32372 </w:instrText>
           </w:r>
           <w:r>
             <w:rPr>
@@ -2681,7 +2681,7 @@
             <w:fldChar w:fldCharType="begin"/>
           </w:r>
           <w:r>
-            <w:instrText xml:space="preserve"> PAGEREF _Toc3353 \h </w:instrText>
+            <w:instrText xml:space="preserve"> PAGEREF _Toc32372 \h </w:instrText>
           </w:r>
           <w:r>
             <w:fldChar w:fldCharType="separate"/>
@@ -2719,7 +2719,7 @@
               <w:rFonts w:hint="eastAsia" w:ascii="宋体" w:hAnsi="宋体" w:eastAsia="宋体" w:cs="宋体"/>
               <w:szCs w:val="24"/>
             </w:rPr>
-            <w:instrText xml:space="preserve"> HYPERLINK \l _Toc32362 </w:instrText>
+            <w:instrText xml:space="preserve"> HYPERLINK \l _Toc19854 </w:instrText>
           </w:r>
           <w:r>
             <w:rPr>
@@ -2742,7 +2742,7 @@
             <w:fldChar w:fldCharType="begin"/>
           </w:r>
           <w:r>
-            <w:instrText xml:space="preserve"> PAGEREF _Toc32362 \h </w:instrText>
+            <w:instrText xml:space="preserve"> PAGEREF _Toc19854 \h </w:instrText>
           </w:r>
           <w:r>
             <w:fldChar w:fldCharType="separate"/>
@@ -2780,7 +2780,7 @@
               <w:rFonts w:hint="eastAsia" w:ascii="宋体" w:hAnsi="宋体" w:eastAsia="宋体" w:cs="宋体"/>
               <w:szCs w:val="24"/>
             </w:rPr>
-            <w:instrText xml:space="preserve"> HYPERLINK \l _Toc15954 </w:instrText>
+            <w:instrText xml:space="preserve"> HYPERLINK \l _Toc20894 </w:instrText>
           </w:r>
           <w:r>
             <w:rPr>
@@ -2803,7 +2803,7 @@
             <w:fldChar w:fldCharType="begin"/>
           </w:r>
           <w:r>
-            <w:instrText xml:space="preserve"> PAGEREF _Toc15954 \h </w:instrText>
+            <w:instrText xml:space="preserve"> PAGEREF _Toc20894 \h </w:instrText>
           </w:r>
           <w:r>
             <w:fldChar w:fldCharType="separate"/>
@@ -2841,7 +2841,7 @@
               <w:rFonts w:hint="eastAsia" w:ascii="宋体" w:hAnsi="宋体" w:eastAsia="宋体" w:cs="宋体"/>
               <w:szCs w:val="24"/>
             </w:rPr>
-            <w:instrText xml:space="preserve"> HYPERLINK \l _Toc32440 </w:instrText>
+            <w:instrText xml:space="preserve"> HYPERLINK \l _Toc898 </w:instrText>
           </w:r>
           <w:r>
             <w:rPr>
@@ -2864,7 +2864,7 @@
             <w:fldChar w:fldCharType="begin"/>
           </w:r>
           <w:r>
-            <w:instrText xml:space="preserve"> PAGEREF _Toc32440 \h </w:instrText>
+            <w:instrText xml:space="preserve"> PAGEREF _Toc898 \h </w:instrText>
           </w:r>
           <w:r>
             <w:fldChar w:fldCharType="separate"/>
@@ -2902,7 +2902,7 @@
               <w:rFonts w:hint="eastAsia" w:ascii="宋体" w:hAnsi="宋体" w:eastAsia="宋体" w:cs="宋体"/>
               <w:szCs w:val="24"/>
             </w:rPr>
-            <w:instrText xml:space="preserve"> HYPERLINK \l _Toc18970 </w:instrText>
+            <w:instrText xml:space="preserve"> HYPERLINK \l _Toc15627 </w:instrText>
           </w:r>
           <w:r>
             <w:rPr>
@@ -2925,7 +2925,7 @@
             <w:fldChar w:fldCharType="begin"/>
           </w:r>
           <w:r>
-            <w:instrText xml:space="preserve"> PAGEREF _Toc18970 \h </w:instrText>
+            <w:instrText xml:space="preserve"> PAGEREF _Toc15627 \h </w:instrText>
           </w:r>
           <w:r>
             <w:fldChar w:fldCharType="separate"/>
@@ -2963,7 +2963,7 @@
               <w:rFonts w:hint="eastAsia" w:ascii="宋体" w:hAnsi="宋体" w:eastAsia="宋体" w:cs="宋体"/>
               <w:szCs w:val="24"/>
             </w:rPr>
-            <w:instrText xml:space="preserve"> HYPERLINK \l _Toc23398 </w:instrText>
+            <w:instrText xml:space="preserve"> HYPERLINK \l _Toc18049 </w:instrText>
           </w:r>
           <w:r>
             <w:rPr>
@@ -2986,7 +2986,7 @@
             <w:fldChar w:fldCharType="begin"/>
           </w:r>
           <w:r>
-            <w:instrText xml:space="preserve"> PAGEREF _Toc23398 \h </w:instrText>
+            <w:instrText xml:space="preserve"> PAGEREF _Toc18049 \h </w:instrText>
           </w:r>
           <w:r>
             <w:fldChar w:fldCharType="separate"/>
@@ -3024,7 +3024,7 @@
               <w:rFonts w:hint="eastAsia" w:ascii="宋体" w:hAnsi="宋体" w:eastAsia="宋体" w:cs="宋体"/>
               <w:szCs w:val="24"/>
             </w:rPr>
-            <w:instrText xml:space="preserve"> HYPERLINK \l _Toc16795 </w:instrText>
+            <w:instrText xml:space="preserve"> HYPERLINK \l _Toc23774 </w:instrText>
           </w:r>
           <w:r>
             <w:rPr>
@@ -3047,7 +3047,7 @@
             <w:fldChar w:fldCharType="begin"/>
           </w:r>
           <w:r>
-            <w:instrText xml:space="preserve"> PAGEREF _Toc16795 \h </w:instrText>
+            <w:instrText xml:space="preserve"> PAGEREF _Toc23774 \h </w:instrText>
           </w:r>
           <w:r>
             <w:fldChar w:fldCharType="separate"/>
@@ -3085,7 +3085,7 @@
               <w:rFonts w:hint="eastAsia" w:ascii="宋体" w:hAnsi="宋体" w:eastAsia="宋体" w:cs="宋体"/>
               <w:szCs w:val="24"/>
             </w:rPr>
-            <w:instrText xml:space="preserve"> HYPERLINK \l _Toc9057 </w:instrText>
+            <w:instrText xml:space="preserve"> HYPERLINK \l _Toc17082 </w:instrText>
           </w:r>
           <w:r>
             <w:rPr>
@@ -3108,7 +3108,7 @@
             <w:fldChar w:fldCharType="begin"/>
           </w:r>
           <w:r>
-            <w:instrText xml:space="preserve"> PAGEREF _Toc9057 \h </w:instrText>
+            <w:instrText xml:space="preserve"> PAGEREF _Toc17082 \h </w:instrText>
           </w:r>
           <w:r>
             <w:fldChar w:fldCharType="separate"/>
@@ -3146,7 +3146,7 @@
               <w:rFonts w:hint="eastAsia" w:ascii="宋体" w:hAnsi="宋体" w:eastAsia="宋体" w:cs="宋体"/>
               <w:szCs w:val="24"/>
             </w:rPr>
-            <w:instrText xml:space="preserve"> HYPERLINK \l _Toc22735 </w:instrText>
+            <w:instrText xml:space="preserve"> HYPERLINK \l _Toc4794 </w:instrText>
           </w:r>
           <w:r>
             <w:rPr>
@@ -3169,7 +3169,7 @@
             <w:fldChar w:fldCharType="begin"/>
           </w:r>
           <w:r>
-            <w:instrText xml:space="preserve"> PAGEREF _Toc22735 \h </w:instrText>
+            <w:instrText xml:space="preserve"> PAGEREF _Toc4794 \h </w:instrText>
           </w:r>
           <w:r>
             <w:fldChar w:fldCharType="separate"/>
@@ -3207,7 +3207,7 @@
               <w:rFonts w:hint="eastAsia" w:ascii="宋体" w:hAnsi="宋体" w:eastAsia="宋体" w:cs="宋体"/>
               <w:szCs w:val="24"/>
             </w:rPr>
-            <w:instrText xml:space="preserve"> HYPERLINK \l _Toc8309 </w:instrText>
+            <w:instrText xml:space="preserve"> HYPERLINK \l _Toc26801 </w:instrText>
           </w:r>
           <w:r>
             <w:rPr>
@@ -3230,7 +3230,7 @@
             <w:fldChar w:fldCharType="begin"/>
           </w:r>
           <w:r>
-            <w:instrText xml:space="preserve"> PAGEREF _Toc8309 \h </w:instrText>
+            <w:instrText xml:space="preserve"> PAGEREF _Toc26801 \h </w:instrText>
           </w:r>
           <w:r>
             <w:fldChar w:fldCharType="separate"/>
@@ -3268,7 +3268,7 @@
               <w:rFonts w:hint="eastAsia" w:ascii="宋体" w:hAnsi="宋体" w:eastAsia="宋体" w:cs="宋体"/>
               <w:szCs w:val="24"/>
             </w:rPr>
-            <w:instrText xml:space="preserve"> HYPERLINK \l _Toc26917 </w:instrText>
+            <w:instrText xml:space="preserve"> HYPERLINK \l _Toc29911 </w:instrText>
           </w:r>
           <w:r>
             <w:rPr>
@@ -3298,7 +3298,7 @@
             <w:fldChar w:fldCharType="begin"/>
           </w:r>
           <w:r>
-            <w:instrText xml:space="preserve"> PAGEREF _Toc26917 \h </w:instrText>
+            <w:instrText xml:space="preserve"> PAGEREF _Toc29911 \h </w:instrText>
           </w:r>
           <w:r>
             <w:fldChar w:fldCharType="separate"/>
@@ -3336,7 +3336,7 @@
               <w:rFonts w:hint="eastAsia" w:ascii="宋体" w:hAnsi="宋体" w:eastAsia="宋体" w:cs="宋体"/>
               <w:szCs w:val="24"/>
             </w:rPr>
-            <w:instrText xml:space="preserve"> HYPERLINK \l _Toc27102 </w:instrText>
+            <w:instrText xml:space="preserve"> HYPERLINK \l _Toc18036 </w:instrText>
           </w:r>
           <w:r>
             <w:rPr>
@@ -3359,7 +3359,7 @@
             <w:fldChar w:fldCharType="begin"/>
           </w:r>
           <w:r>
-            <w:instrText xml:space="preserve"> PAGEREF _Toc27102 \h </w:instrText>
+            <w:instrText xml:space="preserve"> PAGEREF _Toc18036 \h </w:instrText>
           </w:r>
           <w:r>
             <w:fldChar w:fldCharType="separate"/>
@@ -3462,7 +3462,7 @@
           <w:lang w:val="en-US" w:eastAsia="zh-CN"/>
         </w:rPr>
       </w:pPr>
-      <w:bookmarkStart w:id="2" w:name="_Toc21478"/>
+      <w:bookmarkStart w:id="2" w:name="_Toc2750"/>
       <w:r>
         <w:rPr>
           <w:rFonts w:hint="default"/>
@@ -3494,7 +3494,7 @@
           <w:lang w:val="en-US" w:eastAsia="zh-CN"/>
         </w:rPr>
       </w:pPr>
-      <w:bookmarkStart w:id="3" w:name="_Toc31884"/>
+      <w:bookmarkStart w:id="3" w:name="_Toc18161"/>
       <w:r>
         <w:rPr>
           <w:rFonts w:hint="default"/>
@@ -3556,7 +3556,7 @@
           <w:lang w:val="en-US" w:eastAsia="zh-CN"/>
         </w:rPr>
       </w:pPr>
-      <w:bookmarkStart w:id="4" w:name="_Toc31102"/>
+      <w:bookmarkStart w:id="4" w:name="_Toc8799"/>
       <w:r>
         <w:rPr>
           <w:rFonts w:hint="default"/>
@@ -3678,7 +3678,7 @@
           <w:lang w:val="en-US" w:eastAsia="zh-CN"/>
         </w:rPr>
       </w:pPr>
-      <w:bookmarkStart w:id="5" w:name="_Toc25831"/>
+      <w:bookmarkStart w:id="5" w:name="_Toc21363"/>
       <w:r>
         <w:rPr>
           <w:rFonts w:hint="default"/>
@@ -3740,7 +3740,7 @@
           <w:lang w:val="en-US" w:eastAsia="zh-CN"/>
         </w:rPr>
       </w:pPr>
-      <w:bookmarkStart w:id="6" w:name="_Toc26393"/>
+      <w:bookmarkStart w:id="6" w:name="_Toc23503"/>
       <w:r>
         <w:rPr>
           <w:rFonts w:hint="default"/>
@@ -3772,7 +3772,7 @@
           <w:lang w:val="en-US" w:eastAsia="zh-CN"/>
         </w:rPr>
       </w:pPr>
-      <w:bookmarkStart w:id="7" w:name="_Toc4526"/>
+      <w:bookmarkStart w:id="7" w:name="_Toc32486"/>
       <w:r>
         <w:rPr>
           <w:rFonts w:hint="default"/>
@@ -3984,7 +3984,7 @@
           <w:lang w:val="en-US" w:eastAsia="zh-CN"/>
         </w:rPr>
       </w:pPr>
-      <w:bookmarkStart w:id="8" w:name="_Toc17187"/>
+      <w:bookmarkStart w:id="8" w:name="_Toc29776"/>
       <w:r>
         <w:rPr>
           <w:rFonts w:hint="default"/>
@@ -4166,7 +4166,7 @@
           <w:lang w:val="en-US" w:eastAsia="zh-CN"/>
         </w:rPr>
       </w:pPr>
-      <w:bookmarkStart w:id="9" w:name="_Toc3353"/>
+      <w:bookmarkStart w:id="9" w:name="_Toc32372"/>
       <w:r>
         <w:rPr>
           <w:rFonts w:hint="default"/>
@@ -4198,7 +4198,7 @@
           <w:lang w:val="en-US" w:eastAsia="zh-CN"/>
         </w:rPr>
       </w:pPr>
-      <w:bookmarkStart w:id="10" w:name="_Toc32362"/>
+      <w:bookmarkStart w:id="10" w:name="_Toc19854"/>
       <w:r>
         <w:rPr>
           <w:rFonts w:hint="default"/>
@@ -4265,16 +4265,7 @@
           <w:rFonts w:hint="default"/>
           <w:lang w:val="en-US" w:eastAsia="zh-CN"/>
         </w:rPr>
-        <w:t>关键性岗位：</w:t>
-      </w:r>
-      <w:bookmarkStart w:id="21" w:name="_GoBack"/>
-      <w:bookmarkEnd w:id="21"/>
-      <w:r>
-        <w:rPr>
-          <w:rFonts w:hint="default"/>
-          <w:lang w:val="en-US" w:eastAsia="zh-CN"/>
-        </w:rPr>
-        <w:t>对公司运维服务稳定性、技术核心竞争力或客户关系有重大影响的岗位。</w:t>
+        <w:t>关键性岗位：对公司运维服务稳定性、技术核心竞争力或客户关系有重大影响的岗位。</w:t>
       </w:r>
     </w:p>
     <w:p>
@@ -4329,7 +4320,7 @@
           <w:lang w:val="en-US" w:eastAsia="zh-CN"/>
         </w:rPr>
       </w:pPr>
-      <w:bookmarkStart w:id="11" w:name="_Toc15954"/>
+      <w:bookmarkStart w:id="11" w:name="_Toc20894"/>
       <w:r>
         <w:rPr>
           <w:rFonts w:hint="default"/>
@@ -4488,7 +4479,7 @@
           <w:lang w:val="en-US" w:eastAsia="zh-CN"/>
         </w:rPr>
       </w:pPr>
-      <w:bookmarkStart w:id="12" w:name="_Toc32440"/>
+      <w:bookmarkStart w:id="12" w:name="_Toc898"/>
       <w:r>
         <w:rPr>
           <w:rFonts w:hint="default"/>
@@ -4520,7 +4511,7 @@
           <w:lang w:val="en-US" w:eastAsia="zh-CN"/>
         </w:rPr>
       </w:pPr>
-      <w:bookmarkStart w:id="13" w:name="_Toc18970"/>
+      <w:bookmarkStart w:id="13" w:name="_Toc15627"/>
       <w:r>
         <w:rPr>
           <w:rFonts w:hint="default"/>
@@ -4642,7 +4633,7 @@
           <w:lang w:val="en-US" w:eastAsia="zh-CN"/>
         </w:rPr>
       </w:pPr>
-      <w:bookmarkStart w:id="14" w:name="_Toc23398"/>
+      <w:bookmarkStart w:id="14" w:name="_Toc18049"/>
       <w:r>
         <w:rPr>
           <w:rFonts w:hint="default"/>
@@ -4764,7 +4755,7 @@
           <w:lang w:val="en-US" w:eastAsia="zh-CN"/>
         </w:rPr>
       </w:pPr>
-      <w:bookmarkStart w:id="15" w:name="_Toc16795"/>
+      <w:bookmarkStart w:id="15" w:name="_Toc23774"/>
       <w:r>
         <w:rPr>
           <w:rFonts w:hint="default"/>
@@ -4796,7 +4787,7 @@
           <w:lang w:val="en-US" w:eastAsia="zh-CN"/>
         </w:rPr>
       </w:pPr>
-      <w:bookmarkStart w:id="16" w:name="_Toc9057"/>
+      <w:bookmarkStart w:id="16" w:name="_Toc17082"/>
       <w:r>
         <w:rPr>
           <w:rFonts w:hint="default"/>
@@ -4948,7 +4939,7 @@
           <w:lang w:val="en-US" w:eastAsia="zh-CN"/>
         </w:rPr>
       </w:pPr>
-      <w:bookmarkStart w:id="17" w:name="_Toc22735"/>
+      <w:bookmarkStart w:id="17" w:name="_Toc4794"/>
       <w:r>
         <w:rPr>
           <w:rFonts w:hint="default"/>
@@ -5040,7 +5031,7 @@
           <w:lang w:val="en-US" w:eastAsia="zh-CN"/>
         </w:rPr>
       </w:pPr>
-      <w:bookmarkStart w:id="18" w:name="_Toc8309"/>
+      <w:bookmarkStart w:id="18" w:name="_Toc26801"/>
       <w:r>
         <w:rPr>
           <w:rFonts w:hint="default"/>
@@ -5162,7 +5153,7 @@
           <w:lang w:val="en-US" w:eastAsia="zh-CN"/>
         </w:rPr>
       </w:pPr>
-      <w:bookmarkStart w:id="19" w:name="_Toc26917"/>
+      <w:bookmarkStart w:id="19" w:name="_Toc29911"/>
       <w:r>
         <w:rPr>
           <w:rFonts w:hint="eastAsia"/>
@@ -5436,7 +5427,6 @@
             <w:insideH w:val="none" w:color="auto" w:sz="0" w:space="0"/>
             <w:insideV w:val="none" w:color="auto" w:sz="0" w:space="0"/>
           </w:tblBorders>
-          <w:shd w:val="clear" w:color="auto" w:fill="auto"/>
           <w:tblCellMar>
             <w:top w:w="0" w:type="dxa"/>
             <w:left w:w="108" w:type="dxa"/>
@@ -5601,6 +5591,8 @@
               </w:rPr>
               <w:t>实际完成储备人员数量/应储备人员总数量*100%</w:t>
             </w:r>
+            <w:bookmarkStart w:id="21" w:name="_GoBack"/>
+            <w:bookmarkEnd w:id="21"/>
           </w:p>
         </w:tc>
         <w:tc>
@@ -5679,7 +5671,7 @@
           <w:lang w:val="en-US" w:eastAsia="zh-CN"/>
         </w:rPr>
       </w:pPr>
-      <w:bookmarkStart w:id="20" w:name="_Toc27102"/>
+      <w:bookmarkStart w:id="20" w:name="_Toc18036"/>
       <w:r>
         <w:rPr>
           <w:rFonts w:hint="default"/>
